--- a/XSLR_Expert_Assessment_Protocol_E01.docx
+++ b/XSLR_Expert_Assessment_Protocol_E01.docx
@@ -1,6 +1,6 @@
 
 <file path=word/document.xml><?xml version="1.0" encoding="utf-8"?>
-<w:document xmlns:wpc="http://schemas.microsoft.com/office/word/2010/wordprocessingCanvas" xmlns:cx="http://schemas.microsoft.com/office/drawing/2014/chartex" xmlns:cx1="http://schemas.microsoft.com/office/drawing/2015/9/8/chartex" xmlns:cx2="http://schemas.microsoft.com/office/drawing/2015/10/21/chartex" xmlns:cx3="http://schemas.microsoft.com/office/drawing/2016/5/9/chartex" xmlns:cx4="http://schemas.microsoft.com/office/drawing/2016/5/10/chartex" xmlns:cx5="http://schemas.microsoft.com/office/drawing/2016/5/11/chartex" xmlns:cx6="http://schemas.microsoft.com/office/drawing/2016/5/12/chartex" xmlns:cx7="http://schemas.microsoft.com/office/drawing/2016/5/13/chartex" xmlns:cx8="http://schemas.microsoft.com/office/drawing/2016/5/14/chartex" xmlns:mc="http://schemas.openxmlformats.org/markup-compatibility/2006" xmlns:aink="http://schemas.microsoft.com/office/drawing/2016/ink" xmlns:am3d="http://schemas.microsoft.com/office/drawing/2017/model3d" xmlns:o="urn:schemas-microsoft-com:office:office" xmlns:oel="http://schemas.microsoft.com/office/2019/extlst" xmlns:r="http://schemas.openxmlformats.org/officeDocument/2006/relationships" xmlns:m="http://schemas.openxmlformats.org/officeDocument/2006/math" xmlns:v="urn:schemas-microsoft-com:vml" xmlns:wp14="http://schemas.microsoft.com/office/word/2010/wordprocessingDrawing" xmlns:wp="http://schemas.openxmlformats.org/drawingml/2006/wordprocessingDrawing" xmlns:w10="urn:schemas-microsoft-com:office:word" xmlns:w="http://schemas.openxmlformats.org/wordprocessingml/2006/main" xmlns:w14="http://schemas.microsoft.com/office/word/2010/wordml" xmlns:w15="http://schemas.microsoft.com/office/word/2012/wordml" xmlns:w16cex="http://schemas.microsoft.com/office/word/2018/wordml/cex" xmlns:w16cid="http://schemas.microsoft.com/office/word/2016/wordml/cid" xmlns:w16="http://schemas.microsoft.com/office/word/2018/wordml" xmlns:w16du="http://schemas.microsoft.com/office/word/2023/wordml/word16du" xmlns:w16sdtdh="http://schemas.microsoft.com/office/word/2020/wordml/sdtdatahash" xmlns:w16sdtfl="http://schemas.microsoft.com/office/word/2024/wordml/sdtformatlock" xmlns:w16se="http://schemas.microsoft.com/office/word/2015/wordml/symex" xmlns:wpg="http://schemas.microsoft.com/office/word/2010/wordprocessingGroup" xmlns:wpi="http://schemas.microsoft.com/office/word/2010/wordprocessingInk" xmlns:wne="http://schemas.microsoft.com/office/word/2006/wordml" xmlns:wps="http://schemas.microsoft.com/office/word/2010/wordprocessingShape" mc:Ignorable="w14 w15 w16se w16cid w16 w16cex w16sdtdh w16sdtfl w16du wp14">
+<w:document xmlns:wpc="http://schemas.microsoft.com/office/word/2010/wordprocessingCanvas" xmlns:cx="http://schemas.microsoft.com/office/drawing/2014/chartex" xmlns:cx1="http://schemas.microsoft.com/office/drawing/2015/9/8/chartex" xmlns:cx2="http://schemas.microsoft.com/office/drawing/2015/10/21/chartex" xmlns:cx3="http://schemas.microsoft.com/office/drawing/2016/5/9/chartex" xmlns:cx4="http://schemas.microsoft.com/office/drawing/2016/5/10/chartex" xmlns:cx5="http://schemas.microsoft.com/office/drawing/2016/5/11/chartex" xmlns:cx6="http://schemas.microsoft.com/office/drawing/2016/5/12/chartex" xmlns:cx7="http://schemas.microsoft.com/office/drawing/2016/5/13/chartex" xmlns:cx8="http://schemas.microsoft.com/office/drawing/2016/5/14/chartex" xmlns:mc="http://schemas.openxmlformats.org/markup-compatibility/2006" xmlns:aink="http://schemas.microsoft.com/office/drawing/2016/ink" xmlns:am3d="http://schemas.microsoft.com/office/drawing/2017/model3d" xmlns:o="urn:schemas-microsoft-com:office:office" xmlns:oel="http://schemas.microsoft.com/office/2019/extlst" xmlns:r="http://schemas.openxmlformats.org/officeDocument/2006/relationships" xmlns:m="http://schemas.openxmlformats.org/officeDocument/2006/math" xmlns:v="urn:schemas-microsoft-com:vml" xmlns:wp14="http://schemas.microsoft.com/office/word/2010/wordprocessingDrawing" xmlns:wp="http://schemas.openxmlformats.org/drawingml/2006/wordprocessingDrawing" xmlns:w10="urn:schemas-microsoft-com:office:word" xmlns:w="http://schemas.openxmlformats.org/wordprocessingml/2006/main" xmlns:w14="http://schemas.microsoft.com/office/word/2010/wordml" xmlns:w15="http://schemas.microsoft.com/office/word/2012/wordml" xmlns:w16cei="http://schemas.microsoft.com/office/word/2026/wordml/cei" xmlns:w16cex="http://schemas.microsoft.com/office/word/2018/wordml/cex" xmlns:w16cid="http://schemas.microsoft.com/office/word/2016/wordml/cid" xmlns:w16="http://schemas.microsoft.com/office/word/2018/wordml" xmlns:w16du="http://schemas.microsoft.com/office/word/2023/wordml/word16du" xmlns:w16sdtdh="http://schemas.microsoft.com/office/word/2020/wordml/sdtdatahash" xmlns:w16sdtfl="http://schemas.microsoft.com/office/word/2024/wordml/sdtformatlock" xmlns:w16se="http://schemas.microsoft.com/office/word/2015/wordml/symex" xmlns:wpg="http://schemas.microsoft.com/office/word/2010/wordprocessingGroup" xmlns:wpi="http://schemas.microsoft.com/office/word/2010/wordprocessingInk" xmlns:wne="http://schemas.microsoft.com/office/word/2006/wordml" xmlns:wps="http://schemas.microsoft.com/office/word/2010/wordprocessingShape" mc:Ignorable="w14 w15 w16se w16cid w16 w16cex w16sdtdh w16sdtfl w16du wp14">
   <w:body>
     <w:p>
       <w:pPr>
@@ -324,11 +324,19 @@
             <w:pPr>
               <w:spacing w:after="0" w:line="264" w:lineRule="auto"/>
             </w:pPr>
+            <w:proofErr w:type="gramStart"/>
             <w:r>
               <w:rPr>
                 <w:sz w:val="19"/>
               </w:rPr>
-              <w:t>20--30 minutes per participant</w:t>
+              <w:t>20--30</w:t>
+            </w:r>
+            <w:proofErr w:type="gramEnd"/>
+            <w:r>
+              <w:rPr>
+                <w:sz w:val="19"/>
+              </w:rPr>
+              <w:t xml:space="preserve"> minutes per participant</w:t>
             </w:r>
           </w:p>
         </w:tc>
@@ -382,7 +390,23 @@
         <w:spacing w:after="100"/>
       </w:pPr>
       <w:r>
-        <w:t>This protocol combines the participant-facing packet with the researcher-facing administration, analysis, and reporting materials. Sections 1--6 can be shared with participants as applicable; Sections 7--11 are intended for the research team.</w:t>
+        <w:t xml:space="preserve">This protocol combines the participant-facing packet with the researcher-facing administration, analysis, and reporting materials. Sections </w:t>
+      </w:r>
+      <w:proofErr w:type="gramStart"/>
+      <w:r>
+        <w:t>1--6</w:t>
+      </w:r>
+      <w:proofErr w:type="gramEnd"/>
+      <w:r>
+        <w:t xml:space="preserve"> can be shared with participants as applicable; Sections </w:t>
+      </w:r>
+      <w:proofErr w:type="gramStart"/>
+      <w:r>
+        <w:t>7--11</w:t>
+      </w:r>
+      <w:proofErr w:type="gramEnd"/>
+      <w:r>
+        <w:t xml:space="preserve"> are intended for the research team.</w:t>
       </w:r>
     </w:p>
     <w:tbl>
@@ -1018,7 +1042,25 @@
                 <w:color w:val="1F4E78"/>
                 <w:sz w:val="20"/>
               </w:rPr>
-              <w:t xml:space="preserve">Administration note: </w:t>
+              <w:t xml:space="preserve">Administration </w:t>
+            </w:r>
+            <w:proofErr w:type="gramStart"/>
+            <w:r>
+              <w:rPr>
+                <w:b/>
+                <w:color w:val="1F4E78"/>
+                <w:sz w:val="20"/>
+              </w:rPr>
+              <w:t>note</w:t>
+            </w:r>
+            <w:proofErr w:type="gramEnd"/>
+            <w:r>
+              <w:rPr>
+                <w:b/>
+                <w:color w:val="1F4E78"/>
+                <w:sz w:val="20"/>
+              </w:rPr>
+              <w:t xml:space="preserve">: </w:t>
             </w:r>
             <w:r>
               <w:rPr>
@@ -1138,53 +1180,144 @@
     </w:p>
     <w:p>
       <w:pPr>
-        <w:pStyle w:val="Listaconvietas"/>
-        <w:spacing w:after="40" w:line="264" w:lineRule="auto"/>
+        <w:pStyle w:val="Ttulo2"/>
+        <w:numPr>
+          <w:ilvl w:val="0"/>
+          <w:numId w:val="10"/>
+        </w:numPr>
+        <w:tabs>
+          <w:tab w:val="num" w:pos="360"/>
+        </w:tabs>
+        <w:spacing w:before="160" w:line="264" w:lineRule="auto"/>
+        <w:rPr>
+          <w:rFonts w:ascii="Aptos" w:eastAsiaTheme="minorEastAsia" w:hAnsi="Aptos" w:cstheme="minorBidi"/>
+          <w:b w:val="0"/>
+          <w:bCs w:val="0"/>
+          <w:color w:val="auto"/>
+          <w:sz w:val="20"/>
+          <w:szCs w:val="22"/>
+        </w:rPr>
       </w:pPr>
       <w:r>
         <w:rPr>
+          <w:rFonts w:ascii="Aptos" w:eastAsiaTheme="minorEastAsia" w:hAnsi="Aptos" w:cstheme="minorBidi"/>
+          <w:b w:val="0"/>
+          <w:bCs w:val="0"/>
+          <w:color w:val="auto"/>
           <w:sz w:val="20"/>
+          <w:szCs w:val="22"/>
         </w:rPr>
-        <w:t>EQ1. Does the X-SLR representation make the methodological core, review stages, and supporting resources easier to identify?</w:t>
+        <w:t>EQ1: To what extent can a previously published systematic literature review be mapped onto the X-SLR Research Core, Ports, and Adapters using only evidence reported in the original publication?</w:t>
       </w:r>
     </w:p>
     <w:p>
       <w:pPr>
-        <w:pStyle w:val="Listaconvietas"/>
-        <w:spacing w:after="40" w:line="264" w:lineRule="auto"/>
+        <w:pStyle w:val="Ttulo2"/>
+        <w:numPr>
+          <w:ilvl w:val="0"/>
+          <w:numId w:val="10"/>
+        </w:numPr>
+        <w:tabs>
+          <w:tab w:val="num" w:pos="360"/>
+        </w:tabs>
+        <w:spacing w:before="160" w:line="264" w:lineRule="auto"/>
+        <w:rPr>
+          <w:rFonts w:ascii="Aptos" w:eastAsiaTheme="minorEastAsia" w:hAnsi="Aptos" w:cstheme="minorBidi"/>
+          <w:b w:val="0"/>
+          <w:bCs w:val="0"/>
+          <w:color w:val="auto"/>
+          <w:sz w:val="20"/>
+          <w:szCs w:val="22"/>
+        </w:rPr>
       </w:pPr>
       <w:r>
         <w:rPr>
+          <w:rFonts w:ascii="Aptos" w:eastAsiaTheme="minorEastAsia" w:hAnsi="Aptos" w:cstheme="minorBidi"/>
+          <w:b w:val="0"/>
+          <w:bCs w:val="0"/>
+          <w:color w:val="auto"/>
           <w:sz w:val="20"/>
+          <w:szCs w:val="22"/>
         </w:rPr>
-        <w:t>EQ2. Does the representation make methodological decisions, tool dependencies, intermediate outputs, and missing documentation easier to trace?</w:t>
+        <w:t>EQ2: To what extent does X-SLR support structured representation and documentation gap identification in an existing SLR report?</w:t>
       </w:r>
     </w:p>
     <w:p>
       <w:pPr>
-        <w:pStyle w:val="Listaconvietas"/>
-        <w:spacing w:after="40" w:line="264" w:lineRule="auto"/>
+        <w:pStyle w:val="Ttulo2"/>
+        <w:numPr>
+          <w:ilvl w:val="0"/>
+          <w:numId w:val="10"/>
+        </w:numPr>
+        <w:tabs>
+          <w:tab w:val="num" w:pos="360"/>
+        </w:tabs>
+        <w:spacing w:before="160" w:line="264" w:lineRule="auto"/>
+        <w:rPr>
+          <w:rFonts w:ascii="Aptos" w:eastAsiaTheme="minorEastAsia" w:hAnsi="Aptos" w:cstheme="minorBidi"/>
+          <w:b w:val="0"/>
+          <w:bCs w:val="0"/>
+          <w:color w:val="auto"/>
+          <w:sz w:val="20"/>
+          <w:szCs w:val="22"/>
+        </w:rPr>
       </w:pPr>
       <w:r>
         <w:rPr>
+          <w:rFonts w:ascii="Aptos" w:eastAsiaTheme="minorEastAsia" w:hAnsi="Aptos" w:cstheme="minorBidi"/>
+          <w:b w:val="0"/>
+          <w:bCs w:val="0"/>
+          <w:color w:val="auto"/>
           <w:sz w:val="20"/>
+          <w:szCs w:val="22"/>
         </w:rPr>
-        <w:t>EQ3. Do experienced systematic-review practitioners perceive X-SLR as clear, useful, and complementary to existing guidance such as PRISMA, Kitchenham-based procedures, or other established review protocols?</w:t>
+        <w:t>EQ3: Do systematic review practitioners perceive the X-SLR representation as clear, useful, and complementary to conventional review guidelines?</w:t>
       </w:r>
     </w:p>
     <w:p>
       <w:pPr>
-        <w:pStyle w:val="Ttulo2"/>
-        <w:spacing w:before="160" w:after="100" w:line="264" w:lineRule="auto"/>
+        <w:pStyle w:val="Listaconvietas"/>
+        <w:numPr>
+          <w:ilvl w:val="0"/>
+          <w:numId w:val="0"/>
+        </w:numPr>
+        <w:spacing w:after="40" w:line="264" w:lineRule="auto"/>
+        <w:rPr>
+          <w:color w:val="1F4E78"/>
+          <w:sz w:val="24"/>
+        </w:rPr>
+      </w:pPr>
+    </w:p>
+    <w:p>
+      <w:pPr>
+        <w:pStyle w:val="Listaconvietas"/>
+        <w:numPr>
+          <w:ilvl w:val="0"/>
+          <w:numId w:val="0"/>
+        </w:numPr>
+        <w:spacing w:after="40" w:line="264" w:lineRule="auto"/>
+        <w:rPr>
+          <w:color w:val="1F4E78"/>
+          <w:sz w:val="24"/>
+        </w:rPr>
       </w:pPr>
       <w:r>
         <w:rPr>
-          <w:rFonts w:ascii="Aptos" w:hAnsi="Aptos"/>
           <w:color w:val="1F4E78"/>
           <w:sz w:val="24"/>
         </w:rPr>
         <w:t>Interpretation boundaries</w:t>
       </w:r>
+    </w:p>
+    <w:p>
+      <w:pPr>
+        <w:pStyle w:val="Listaconvietas"/>
+        <w:numPr>
+          <w:ilvl w:val="0"/>
+          <w:numId w:val="0"/>
+        </w:numPr>
+        <w:spacing w:after="40" w:line="264" w:lineRule="auto"/>
+      </w:pPr>
     </w:p>
     <w:p>
       <w:pPr>
@@ -1241,7 +1374,15 @@
         <w:spacing w:after="100"/>
       </w:pPr>
       <w:r>
-        <w:t>Recruit participants who can evaluate review reporting practices from informed experience. A small, purposive panel is appropriate for this preliminary study; target 5--10 respondents, with a minimum of 5 complete responses.</w:t>
+        <w:t xml:space="preserve">Recruit participants who can evaluate review reporting practices from informed experience. A small, purposive panel is appropriate for this preliminary study; target </w:t>
+      </w:r>
+      <w:proofErr w:type="gramStart"/>
+      <w:r>
+        <w:t>5--10</w:t>
+      </w:r>
+      <w:proofErr w:type="gramEnd"/>
+      <w:r>
+        <w:t xml:space="preserve"> respondents, with a minimum of 5 complete responses.</w:t>
       </w:r>
     </w:p>
     <w:p>
@@ -1279,19 +1420,55 @@
         <w:rPr>
           <w:sz w:val="20"/>
         </w:rPr>
-        <w:t>Has experience in a relevant field such as information systems, software engineering, health informatics, social sciences, data science, or interdisciplinary research.</w:t>
+        <w:t xml:space="preserve">Has experience in </w:t>
       </w:r>
-    </w:p>
-    <w:p>
-      <w:pPr>
-        <w:pStyle w:val="Listaconvietas"/>
-        <w:spacing w:after="40" w:line="264" w:lineRule="auto"/>
-      </w:pPr>
+      <w:proofErr w:type="gramStart"/>
       <w:r>
         <w:rPr>
           <w:sz w:val="20"/>
         </w:rPr>
-        <w:t>Is able to review English-language research material and complete a 20--30 minute assessment.</w:t>
+        <w:t>a relevant field</w:t>
+      </w:r>
+      <w:proofErr w:type="gramEnd"/>
+      <w:r>
+        <w:rPr>
+          <w:sz w:val="20"/>
+        </w:rPr>
+        <w:t xml:space="preserve"> such as information systems, software engineering, health informatics, social sciences, data science, or interdisciplinary research.</w:t>
+      </w:r>
+    </w:p>
+    <w:p>
+      <w:pPr>
+        <w:pStyle w:val="Listaconvietas"/>
+        <w:spacing w:after="40" w:line="264" w:lineRule="auto"/>
+      </w:pPr>
+      <w:proofErr w:type="gramStart"/>
+      <w:r>
+        <w:rPr>
+          <w:sz w:val="20"/>
+        </w:rPr>
+        <w:t>Is able to</w:t>
+      </w:r>
+      <w:proofErr w:type="gramEnd"/>
+      <w:r>
+        <w:rPr>
+          <w:sz w:val="20"/>
+        </w:rPr>
+        <w:t xml:space="preserve"> review English-language research material and complete a 20--</w:t>
+      </w:r>
+      <w:proofErr w:type="gramStart"/>
+      <w:r>
+        <w:rPr>
+          <w:sz w:val="20"/>
+        </w:rPr>
+        <w:t>30 minute</w:t>
+      </w:r>
+      <w:proofErr w:type="gramEnd"/>
+      <w:r>
+        <w:rPr>
+          <w:sz w:val="20"/>
+        </w:rPr>
+        <w:t xml:space="preserve"> assessment.</w:t>
       </w:r>
     </w:p>
     <w:p>
@@ -1466,6 +1643,7 @@
               <w:rPr>
                 <w:sz w:val="18"/>
               </w:rPr>
+              <w:lastRenderedPageBreak/>
               <w:t>Eligibility basis</w:t>
             </w:r>
           </w:p>
@@ -1558,7 +1736,6 @@
               <w:rPr>
                 <w:sz w:val="18"/>
               </w:rPr>
-              <w:lastRenderedPageBreak/>
               <w:t>Conflict-of-interest check</w:t>
             </w:r>
           </w:p>
@@ -2160,7 +2337,15 @@
         <w:spacing w:after="100"/>
       </w:pPr>
       <w:r>
-        <w:t>The assessment case is a previously published literature review on cognitive systems for urban planning. The case was selected because it was completed before the conception of X-SLR, represents a distinct application domain from the OLAP--NoSQL demonstration scenario, and reports a multi-stage literature-review process. The assessment does not modify the legacy review’s corpus, conclusions, or methodological decisions.</w:t>
+        <w:t xml:space="preserve">The assessment case is a previously published literature review on cognitive systems for urban planning. The case was selected because it was completed before the conception of X-SLR, represents a distinct application domain from the </w:t>
+      </w:r>
+      <w:proofErr w:type="gramStart"/>
+      <w:r>
+        <w:t>OLAP--NoSQL</w:t>
+      </w:r>
+      <w:proofErr w:type="gramEnd"/>
+      <w:r>
+        <w:t xml:space="preserve"> demonstration scenario, and reports a multi-stage literature-review process. The assessment does not modify the legacy review’s corpus, conclusions, or methodological decisions.</w:t>
       </w:r>
     </w:p>
     <w:p>
@@ -3142,7 +3327,21 @@
               <w:rPr>
                 <w:sz w:val="17"/>
               </w:rPr>
-              <w:t>Provide M1--M4. Do not explain the diagram beyond the written briefing sheet.</w:t>
+              <w:t xml:space="preserve">Provide </w:t>
+            </w:r>
+            <w:proofErr w:type="gramStart"/>
+            <w:r>
+              <w:rPr>
+                <w:sz w:val="17"/>
+              </w:rPr>
+              <w:t>M1--M4</w:t>
+            </w:r>
+            <w:proofErr w:type="gramEnd"/>
+            <w:r>
+              <w:rPr>
+                <w:sz w:val="17"/>
+              </w:rPr>
+              <w:t>. Do not explain the diagram beyond the written briefing sheet.</w:t>
             </w:r>
           </w:p>
         </w:tc>
@@ -3489,7 +3688,35 @@
         <w:rPr>
           <w:sz w:val="20"/>
         </w:rPr>
-        <w:t>Record any deviation from the protocol, technical issue, or participant question in the facilitator log.</w:t>
+        <w:t xml:space="preserve">Record any deviation from the protocol, technical </w:t>
+      </w:r>
+      <w:proofErr w:type="gramStart"/>
+      <w:r>
+        <w:rPr>
+          <w:sz w:val="20"/>
+        </w:rPr>
+        <w:t>issue</w:t>
+      </w:r>
+      <w:proofErr w:type="gramEnd"/>
+      <w:r>
+        <w:rPr>
+          <w:sz w:val="20"/>
+        </w:rPr>
+        <w:t xml:space="preserve">, or participant </w:t>
+      </w:r>
+      <w:proofErr w:type="gramStart"/>
+      <w:r>
+        <w:rPr>
+          <w:sz w:val="20"/>
+        </w:rPr>
+        <w:t>question</w:t>
+      </w:r>
+      <w:proofErr w:type="gramEnd"/>
+      <w:r>
+        <w:rPr>
+          <w:sz w:val="20"/>
+        </w:rPr>
+        <w:t xml:space="preserve"> in the facilitator log.</w:t>
       </w:r>
     </w:p>
     <w:p>
@@ -3525,7 +3752,15 @@
         <w:spacing w:after="100"/>
       </w:pPr>
       <w:r>
-        <w:t>You are invited to participate in a research assessment of a methodological reporting framework for systematic literature reviews. Participation involves reviewing written materials and completing a short questionnaire. The activity is expected to take approximately 20--30 minutes. The assessment asks for professional experience and opinions; it does not ask for sensitive personal information. Participation is voluntary. You may skip any question or stop at any time without penalty. Responses will be reported in aggregated or anonymized form. Your identity will not be disclosed in the manuscript, and no individual response will be attributed to you. By continuing, you confirm that you are at least 18 years old, meet the eligibility criteria, and voluntarily agree to participate.</w:t>
+        <w:t xml:space="preserve">You are invited to participate in a research assessment of a methodological reporting framework for systematic literature reviews. Participation involves reviewing written materials and completing a short questionnaire. The activity is expected to take approximately </w:t>
+      </w:r>
+      <w:proofErr w:type="gramStart"/>
+      <w:r>
+        <w:t>20--30</w:t>
+      </w:r>
+      <w:proofErr w:type="gramEnd"/>
+      <w:r>
+        <w:t xml:space="preserve"> minutes. The assessment asks for professional experience and opinions; it does not ask for sensitive personal information. Participation is voluntary. You may skip any question or stop at any time without penalty. Responses will be reported in aggregated or anonymized form. Your identity will not be disclosed in the manuscript, and no individual response will be attributed to you. By continuing, you confirm that you are at least 18 years old, meet the eligibility criteria, and voluntarily agree to participate.</w:t>
       </w:r>
     </w:p>
     <w:tbl>
@@ -3639,7 +3874,15 @@
         <w:spacing w:after="160" w:line="264" w:lineRule="auto"/>
       </w:pPr>
       <w:r>
-        <w:t>Participant code: ________________________    Date: ________________________</w:t>
+        <w:t>Participant code: _______________________</w:t>
+      </w:r>
+      <w:proofErr w:type="gramStart"/>
+      <w:r>
+        <w:t xml:space="preserve">_   </w:t>
+      </w:r>
+      <w:proofErr w:type="gramEnd"/>
+      <w:r>
+        <w:t xml:space="preserve"> Date: ________________________</w:t>
       </w:r>
     </w:p>
     <w:p>
@@ -4617,7 +4860,21 @@
               <w:rPr>
                 <w:sz w:val="16"/>
               </w:rPr>
-              <w:t>The representation makes the search, selection, extraction, quality assessment, synthesis, and reporting stages easier to trace.</w:t>
+              <w:t xml:space="preserve">The representation makes </w:t>
+            </w:r>
+            <w:proofErr w:type="gramStart"/>
+            <w:r>
+              <w:rPr>
+                <w:sz w:val="16"/>
+              </w:rPr>
+              <w:t>the search</w:t>
+            </w:r>
+            <w:proofErr w:type="gramEnd"/>
+            <w:r>
+              <w:rPr>
+                <w:sz w:val="16"/>
+              </w:rPr>
+              <w:t>, selection, extraction, quality assessment, synthesis, and reporting stages easier to trace.</w:t>
             </w:r>
           </w:p>
         </w:tc>
@@ -4798,7 +5055,15 @@
         <w:spacing w:after="100"/>
       </w:pPr>
       <w:r>
-        <w:t>Use the same 7-point response scale. Please select one response per item and add a comment where useful.</w:t>
+        <w:t xml:space="preserve">Use the same 7-point response scale. Please select one response per item and add a comment </w:t>
+      </w:r>
+      <w:proofErr w:type="gramStart"/>
+      <w:r>
+        <w:t>where</w:t>
+      </w:r>
+      <w:proofErr w:type="gramEnd"/>
+      <w:r>
+        <w:t xml:space="preserve"> useful.</w:t>
       </w:r>
     </w:p>
     <w:tbl>
@@ -6016,7 +6281,49 @@
               <w:rPr>
                 <w:sz w:val="18"/>
               </w:rPr>
-              <w:t>____________________________  ☐ In-person  ☐ Video call  ☐ Asynchronous online</w:t>
+              <w:t>___________________________</w:t>
+            </w:r>
+            <w:proofErr w:type="gramStart"/>
+            <w:r>
+              <w:rPr>
+                <w:sz w:val="18"/>
+              </w:rPr>
+              <w:t>_  ☐</w:t>
+            </w:r>
+            <w:proofErr w:type="gramEnd"/>
+            <w:r>
+              <w:rPr>
+                <w:sz w:val="18"/>
+              </w:rPr>
+              <w:t xml:space="preserve"> In-</w:t>
+            </w:r>
+            <w:proofErr w:type="gramStart"/>
+            <w:r>
+              <w:rPr>
+                <w:sz w:val="18"/>
+              </w:rPr>
+              <w:t>person  ☐</w:t>
+            </w:r>
+            <w:proofErr w:type="gramEnd"/>
+            <w:r>
+              <w:rPr>
+                <w:sz w:val="18"/>
+              </w:rPr>
+              <w:t xml:space="preserve"> Video </w:t>
+            </w:r>
+            <w:proofErr w:type="gramStart"/>
+            <w:r>
+              <w:rPr>
+                <w:sz w:val="18"/>
+              </w:rPr>
+              <w:t>call  ☐</w:t>
+            </w:r>
+            <w:proofErr w:type="gramEnd"/>
+            <w:r>
+              <w:rPr>
+                <w:sz w:val="18"/>
+              </w:rPr>
+              <w:t xml:space="preserve"> Asynchronous online</w:t>
             </w:r>
           </w:p>
         </w:tc>
@@ -6154,7 +6461,35 @@
               <w:rPr>
                 <w:sz w:val="18"/>
               </w:rPr>
-              <w:t>☐ Yes  ☐ No  Explain: __________________________________________</w:t>
+              <w:t xml:space="preserve">☐ </w:t>
+            </w:r>
+            <w:proofErr w:type="gramStart"/>
+            <w:r>
+              <w:rPr>
+                <w:sz w:val="18"/>
+              </w:rPr>
+              <w:t>Yes  ☐</w:t>
+            </w:r>
+            <w:proofErr w:type="gramEnd"/>
+            <w:r>
+              <w:rPr>
+                <w:sz w:val="18"/>
+              </w:rPr>
+              <w:t xml:space="preserve"> </w:t>
+            </w:r>
+            <w:proofErr w:type="gramStart"/>
+            <w:r>
+              <w:rPr>
+                <w:sz w:val="18"/>
+              </w:rPr>
+              <w:t>No  Explain</w:t>
+            </w:r>
+            <w:proofErr w:type="gramEnd"/>
+            <w:r>
+              <w:rPr>
+                <w:sz w:val="18"/>
+              </w:rPr>
+              <w:t>: __________________________________________</w:t>
             </w:r>
           </w:p>
         </w:tc>
@@ -6352,7 +6687,35 @@
               <w:rPr>
                 <w:sz w:val="18"/>
               </w:rPr>
-              <w:t>☐ Complete  ☐ Partial  ☐ Withdrawn</w:t>
+              <w:t xml:space="preserve">☐ </w:t>
+            </w:r>
+            <w:proofErr w:type="gramStart"/>
+            <w:r>
+              <w:rPr>
+                <w:sz w:val="18"/>
+              </w:rPr>
+              <w:t>Complete  ☐</w:t>
+            </w:r>
+            <w:proofErr w:type="gramEnd"/>
+            <w:r>
+              <w:rPr>
+                <w:sz w:val="18"/>
+              </w:rPr>
+              <w:t xml:space="preserve"> </w:t>
+            </w:r>
+            <w:proofErr w:type="gramStart"/>
+            <w:r>
+              <w:rPr>
+                <w:sz w:val="18"/>
+              </w:rPr>
+              <w:t>Partial  ☐</w:t>
+            </w:r>
+            <w:proofErr w:type="gramEnd"/>
+            <w:r>
+              <w:rPr>
+                <w:sz w:val="18"/>
+              </w:rPr>
+              <w:t xml:space="preserve"> Withdrawn</w:t>
             </w:r>
           </w:p>
         </w:tc>
@@ -6400,7 +6763,21 @@
         <w:rPr>
           <w:sz w:val="20"/>
         </w:rPr>
-        <w:t>Enter each questionnaire response using values 1--7. Do not calculate an overall score unless a pre-specified composite is justified; report item-level results as the primary evidence.</w:t>
+        <w:t xml:space="preserve">Enter each questionnaire response using values </w:t>
+      </w:r>
+      <w:proofErr w:type="gramStart"/>
+      <w:r>
+        <w:rPr>
+          <w:sz w:val="20"/>
+        </w:rPr>
+        <w:t>1--7</w:t>
+      </w:r>
+      <w:proofErr w:type="gramEnd"/>
+      <w:r>
+        <w:rPr>
+          <w:sz w:val="20"/>
+        </w:rPr>
+        <w:t>. Do not calculate an overall score unless a pre-specified composite is justified; report item-level results as the primary evidence.</w:t>
       </w:r>
     </w:p>
     <w:p>
@@ -6424,7 +6801,49 @@
         <w:rPr>
           <w:sz w:val="20"/>
         </w:rPr>
-        <w:t>Optionally report the proportion of participants who selected 5--7 (agreement) and 1--3 (disagreement), but retain the full distribution in supplementary material.</w:t>
+        <w:t xml:space="preserve">Optionally report the proportion of participants who selected </w:t>
+      </w:r>
+      <w:proofErr w:type="gramStart"/>
+      <w:r>
+        <w:rPr>
+          <w:sz w:val="20"/>
+        </w:rPr>
+        <w:t>5--7</w:t>
+      </w:r>
+      <w:proofErr w:type="gramEnd"/>
+      <w:r>
+        <w:rPr>
+          <w:sz w:val="20"/>
+        </w:rPr>
+        <w:t xml:space="preserve"> (agreement) and </w:t>
+      </w:r>
+      <w:proofErr w:type="gramStart"/>
+      <w:r>
+        <w:rPr>
+          <w:sz w:val="20"/>
+        </w:rPr>
+        <w:t>1--3</w:t>
+      </w:r>
+      <w:proofErr w:type="gramEnd"/>
+      <w:r>
+        <w:rPr>
+          <w:sz w:val="20"/>
+        </w:rPr>
+        <w:t xml:space="preserve"> (disagreement</w:t>
+      </w:r>
+      <w:proofErr w:type="gramStart"/>
+      <w:r>
+        <w:rPr>
+          <w:sz w:val="20"/>
+        </w:rPr>
+        <w:t>), but</w:t>
+      </w:r>
+      <w:proofErr w:type="gramEnd"/>
+      <w:r>
+        <w:rPr>
+          <w:sz w:val="20"/>
+        </w:rPr>
+        <w:t xml:space="preserve"> retain the full distribution in supplementary material.</w:t>
       </w:r>
     </w:p>
     <w:p>
@@ -6875,7 +7294,35 @@
               <w:rPr>
                 <w:sz w:val="17"/>
               </w:rPr>
-              <w:t>1 / 2--3 / 4--5 / &gt;5 reviews</w:t>
+              <w:t xml:space="preserve">1 / </w:t>
+            </w:r>
+            <w:proofErr w:type="gramStart"/>
+            <w:r>
+              <w:rPr>
+                <w:sz w:val="17"/>
+              </w:rPr>
+              <w:t>2--3</w:t>
+            </w:r>
+            <w:proofErr w:type="gramEnd"/>
+            <w:r>
+              <w:rPr>
+                <w:sz w:val="17"/>
+              </w:rPr>
+              <w:t xml:space="preserve"> / </w:t>
+            </w:r>
+            <w:proofErr w:type="gramStart"/>
+            <w:r>
+              <w:rPr>
+                <w:sz w:val="17"/>
+              </w:rPr>
+              <w:t>4--5</w:t>
+            </w:r>
+            <w:proofErr w:type="gramEnd"/>
+            <w:r>
+              <w:rPr>
+                <w:sz w:val="17"/>
+              </w:rPr>
+              <w:t xml:space="preserve"> / &gt;5 reviews</w:t>
             </w:r>
           </w:p>
         </w:tc>
@@ -8384,7 +8831,21 @@
               <w:rPr>
                 <w:sz w:val="20"/>
               </w:rPr>
-              <w:t>A total of [n] systematic-review practitioners completed the assessment. Participants reported a median rating of [X] (IQR [X--X]) for the clarity of the methodological core, [X] (IQR [X--X]) for the separation between methodological decisions and technological tools, and [X] (IQR [X--X]) for the visibility of documentation gaps. The highest-rated aspect was [criterion], whereas the lowest-rated aspect was [criterion]. Qualitative responses indicated that [brief thematic summary]. These results should be interpreted as preliminary perceived-utility evidence and not as causal evidence of improved review efficiency, quality, or reproducibility outcomes.</w:t>
+              <w:t>A total of [n] systematic-review practitioners completed the assessment. Participants reported a median rating of [X] (IQR [X--X]) for the clarity of the methodological core, [X] (IQR [X--X]) for the separation between methodological decisions and technological tools, and [X] (IQR [X--X]) for the visibility of documentation gaps. The highest-rated aspect was [criterion], whereas the lowest-</w:t>
+            </w:r>
+            <w:proofErr w:type="gramStart"/>
+            <w:r>
+              <w:rPr>
+                <w:sz w:val="20"/>
+              </w:rPr>
+              <w:t>rated</w:t>
+            </w:r>
+            <w:proofErr w:type="gramEnd"/>
+            <w:r>
+              <w:rPr>
+                <w:sz w:val="20"/>
+              </w:rPr>
+              <w:t xml:space="preserve"> aspect was [criterion]. Qualitative responses indicated that [brief thematic summary]. These results should be interpreted as preliminary perceived-utility evidence and not as causal evidence of improved review efficiency, quality, or reproducibility outcomes.</w:t>
             </w:r>
           </w:p>
         </w:tc>
@@ -10412,7 +10873,7 @@
 </file>
 
 <file path=word/endnotes.xml><?xml version="1.0" encoding="utf-8"?>
-<w:endnotes xmlns:wpc="http://schemas.microsoft.com/office/word/2010/wordprocessingCanvas" xmlns:cx="http://schemas.microsoft.com/office/drawing/2014/chartex" xmlns:cx1="http://schemas.microsoft.com/office/drawing/2015/9/8/chartex" xmlns:cx2="http://schemas.microsoft.com/office/drawing/2015/10/21/chartex" xmlns:cx3="http://schemas.microsoft.com/office/drawing/2016/5/9/chartex" xmlns:cx4="http://schemas.microsoft.com/office/drawing/2016/5/10/chartex" xmlns:cx5="http://schemas.microsoft.com/office/drawing/2016/5/11/chartex" xmlns:cx6="http://schemas.microsoft.com/office/drawing/2016/5/12/chartex" xmlns:cx7="http://schemas.microsoft.com/office/drawing/2016/5/13/chartex" xmlns:cx8="http://schemas.microsoft.com/office/drawing/2016/5/14/chartex" xmlns:mc="http://schemas.openxmlformats.org/markup-compatibility/2006" xmlns:aink="http://schemas.microsoft.com/office/drawing/2016/ink" xmlns:am3d="http://schemas.microsoft.com/office/drawing/2017/model3d" xmlns:o="urn:schemas-microsoft-com:office:office" xmlns:oel="http://schemas.microsoft.com/office/2019/extlst" xmlns:r="http://schemas.openxmlformats.org/officeDocument/2006/relationships" xmlns:m="http://schemas.openxmlformats.org/officeDocument/2006/math" xmlns:v="urn:schemas-microsoft-com:vml" xmlns:wp14="http://schemas.microsoft.com/office/word/2010/wordprocessingDrawing" xmlns:wp="http://schemas.openxmlformats.org/drawingml/2006/wordprocessingDrawing" xmlns:w10="urn:schemas-microsoft-com:office:word" xmlns:w="http://schemas.openxmlformats.org/wordprocessingml/2006/main" xmlns:w14="http://schemas.microsoft.com/office/word/2010/wordml" xmlns:w15="http://schemas.microsoft.com/office/word/2012/wordml" xmlns:w16cex="http://schemas.microsoft.com/office/word/2018/wordml/cex" xmlns:w16cid="http://schemas.microsoft.com/office/word/2016/wordml/cid" xmlns:w16="http://schemas.microsoft.com/office/word/2018/wordml" xmlns:w16du="http://schemas.microsoft.com/office/word/2023/wordml/word16du" xmlns:w16sdtdh="http://schemas.microsoft.com/office/word/2020/wordml/sdtdatahash" xmlns:w16sdtfl="http://schemas.microsoft.com/office/word/2024/wordml/sdtformatlock" xmlns:w16se="http://schemas.microsoft.com/office/word/2015/wordml/symex" xmlns:wpg="http://schemas.microsoft.com/office/word/2010/wordprocessingGroup" xmlns:wpi="http://schemas.microsoft.com/office/word/2010/wordprocessingInk" xmlns:wne="http://schemas.microsoft.com/office/word/2006/wordml" xmlns:wps="http://schemas.microsoft.com/office/word/2010/wordprocessingShape" mc:Ignorable="w14 w15 w16se w16cid w16 w16cex w16sdtdh w16sdtfl w16du wp14">
+<w:endnotes xmlns:wpc="http://schemas.microsoft.com/office/word/2010/wordprocessingCanvas" xmlns:cx="http://schemas.microsoft.com/office/drawing/2014/chartex" xmlns:cx1="http://schemas.microsoft.com/office/drawing/2015/9/8/chartex" xmlns:cx2="http://schemas.microsoft.com/office/drawing/2015/10/21/chartex" xmlns:cx3="http://schemas.microsoft.com/office/drawing/2016/5/9/chartex" xmlns:cx4="http://schemas.microsoft.com/office/drawing/2016/5/10/chartex" xmlns:cx5="http://schemas.microsoft.com/office/drawing/2016/5/11/chartex" xmlns:cx6="http://schemas.microsoft.com/office/drawing/2016/5/12/chartex" xmlns:cx7="http://schemas.microsoft.com/office/drawing/2016/5/13/chartex" xmlns:cx8="http://schemas.microsoft.com/office/drawing/2016/5/14/chartex" xmlns:mc="http://schemas.openxmlformats.org/markup-compatibility/2006" xmlns:aink="http://schemas.microsoft.com/office/drawing/2016/ink" xmlns:am3d="http://schemas.microsoft.com/office/drawing/2017/model3d" xmlns:o="urn:schemas-microsoft-com:office:office" xmlns:oel="http://schemas.microsoft.com/office/2019/extlst" xmlns:r="http://schemas.openxmlformats.org/officeDocument/2006/relationships" xmlns:m="http://schemas.openxmlformats.org/officeDocument/2006/math" xmlns:v="urn:schemas-microsoft-com:vml" xmlns:wp14="http://schemas.microsoft.com/office/word/2010/wordprocessingDrawing" xmlns:wp="http://schemas.openxmlformats.org/drawingml/2006/wordprocessingDrawing" xmlns:w10="urn:schemas-microsoft-com:office:word" xmlns:w="http://schemas.openxmlformats.org/wordprocessingml/2006/main" xmlns:w14="http://schemas.microsoft.com/office/word/2010/wordml" xmlns:w15="http://schemas.microsoft.com/office/word/2012/wordml" xmlns:w16cei="http://schemas.microsoft.com/office/word/2026/wordml/cei" xmlns:w16cex="http://schemas.microsoft.com/office/word/2018/wordml/cex" xmlns:w16cid="http://schemas.microsoft.com/office/word/2016/wordml/cid" xmlns:w16="http://schemas.microsoft.com/office/word/2018/wordml" xmlns:w16du="http://schemas.microsoft.com/office/word/2023/wordml/word16du" xmlns:w16sdtdh="http://schemas.microsoft.com/office/word/2020/wordml/sdtdatahash" xmlns:w16sdtfl="http://schemas.microsoft.com/office/word/2024/wordml/sdtformatlock" xmlns:w16se="http://schemas.microsoft.com/office/word/2015/wordml/symex" xmlns:wpg="http://schemas.microsoft.com/office/word/2010/wordprocessingGroup" xmlns:wpi="http://schemas.microsoft.com/office/word/2010/wordprocessingInk" xmlns:wne="http://schemas.microsoft.com/office/word/2006/wordml" xmlns:wps="http://schemas.microsoft.com/office/word/2010/wordprocessingShape" mc:Ignorable="w14 w15 w16se w16cid w16 w16cex w16sdtdh w16sdtfl w16du wp14">
   <w:endnote w:type="separator" w:id="-1">
     <w:p>
       <w:pPr>
@@ -10437,7 +10898,7 @@
 </file>
 
 <file path=word/footer1.xml><?xml version="1.0" encoding="utf-8"?>
-<w:ftr xmlns:wpc="http://schemas.microsoft.com/office/word/2010/wordprocessingCanvas" xmlns:cx="http://schemas.microsoft.com/office/drawing/2014/chartex" xmlns:cx1="http://schemas.microsoft.com/office/drawing/2015/9/8/chartex" xmlns:cx2="http://schemas.microsoft.com/office/drawing/2015/10/21/chartex" xmlns:cx3="http://schemas.microsoft.com/office/drawing/2016/5/9/chartex" xmlns:cx4="http://schemas.microsoft.com/office/drawing/2016/5/10/chartex" xmlns:cx5="http://schemas.microsoft.com/office/drawing/2016/5/11/chartex" xmlns:cx6="http://schemas.microsoft.com/office/drawing/2016/5/12/chartex" xmlns:cx7="http://schemas.microsoft.com/office/drawing/2016/5/13/chartex" xmlns:cx8="http://schemas.microsoft.com/office/drawing/2016/5/14/chartex" xmlns:mc="http://schemas.openxmlformats.org/markup-compatibility/2006" xmlns:aink="http://schemas.microsoft.com/office/drawing/2016/ink" xmlns:am3d="http://schemas.microsoft.com/office/drawing/2017/model3d" xmlns:o="urn:schemas-microsoft-com:office:office" xmlns:oel="http://schemas.microsoft.com/office/2019/extlst" xmlns:r="http://schemas.openxmlformats.org/officeDocument/2006/relationships" xmlns:m="http://schemas.openxmlformats.org/officeDocument/2006/math" xmlns:v="urn:schemas-microsoft-com:vml" xmlns:wp14="http://schemas.microsoft.com/office/word/2010/wordprocessingDrawing" xmlns:wp="http://schemas.openxmlformats.org/drawingml/2006/wordprocessingDrawing" xmlns:w10="urn:schemas-microsoft-com:office:word" xmlns:w="http://schemas.openxmlformats.org/wordprocessingml/2006/main" xmlns:w14="http://schemas.microsoft.com/office/word/2010/wordml" xmlns:w15="http://schemas.microsoft.com/office/word/2012/wordml" xmlns:w16cex="http://schemas.microsoft.com/office/word/2018/wordml/cex" xmlns:w16cid="http://schemas.microsoft.com/office/word/2016/wordml/cid" xmlns:w16="http://schemas.microsoft.com/office/word/2018/wordml" xmlns:w16du="http://schemas.microsoft.com/office/word/2023/wordml/word16du" xmlns:w16sdtdh="http://schemas.microsoft.com/office/word/2020/wordml/sdtdatahash" xmlns:w16sdtfl="http://schemas.microsoft.com/office/word/2024/wordml/sdtformatlock" xmlns:w16se="http://schemas.microsoft.com/office/word/2015/wordml/symex" xmlns:wpg="http://schemas.microsoft.com/office/word/2010/wordprocessingGroup" xmlns:wpi="http://schemas.microsoft.com/office/word/2010/wordprocessingInk" xmlns:wne="http://schemas.microsoft.com/office/word/2006/wordml" xmlns:wps="http://schemas.microsoft.com/office/word/2010/wordprocessingShape" mc:Ignorable="w14 w15 w16se w16cid w16 w16cex w16sdtdh w16sdtfl w16du wp14">
+<w:ftr xmlns:wpc="http://schemas.microsoft.com/office/word/2010/wordprocessingCanvas" xmlns:cx="http://schemas.microsoft.com/office/drawing/2014/chartex" xmlns:cx1="http://schemas.microsoft.com/office/drawing/2015/9/8/chartex" xmlns:cx2="http://schemas.microsoft.com/office/drawing/2015/10/21/chartex" xmlns:cx3="http://schemas.microsoft.com/office/drawing/2016/5/9/chartex" xmlns:cx4="http://schemas.microsoft.com/office/drawing/2016/5/10/chartex" xmlns:cx5="http://schemas.microsoft.com/office/drawing/2016/5/11/chartex" xmlns:cx6="http://schemas.microsoft.com/office/drawing/2016/5/12/chartex" xmlns:cx7="http://schemas.microsoft.com/office/drawing/2016/5/13/chartex" xmlns:cx8="http://schemas.microsoft.com/office/drawing/2016/5/14/chartex" xmlns:mc="http://schemas.openxmlformats.org/markup-compatibility/2006" xmlns:aink="http://schemas.microsoft.com/office/drawing/2016/ink" xmlns:am3d="http://schemas.microsoft.com/office/drawing/2017/model3d" xmlns:o="urn:schemas-microsoft-com:office:office" xmlns:oel="http://schemas.microsoft.com/office/2019/extlst" xmlns:r="http://schemas.openxmlformats.org/officeDocument/2006/relationships" xmlns:m="http://schemas.openxmlformats.org/officeDocument/2006/math" xmlns:v="urn:schemas-microsoft-com:vml" xmlns:wp14="http://schemas.microsoft.com/office/word/2010/wordprocessingDrawing" xmlns:wp="http://schemas.openxmlformats.org/drawingml/2006/wordprocessingDrawing" xmlns:w10="urn:schemas-microsoft-com:office:word" xmlns:w="http://schemas.openxmlformats.org/wordprocessingml/2006/main" xmlns:w14="http://schemas.microsoft.com/office/word/2010/wordml" xmlns:w15="http://schemas.microsoft.com/office/word/2012/wordml" xmlns:w16cei="http://schemas.microsoft.com/office/word/2026/wordml/cei" xmlns:w16cex="http://schemas.microsoft.com/office/word/2018/wordml/cex" xmlns:w16cid="http://schemas.microsoft.com/office/word/2016/wordml/cid" xmlns:w16="http://schemas.microsoft.com/office/word/2018/wordml" xmlns:w16du="http://schemas.microsoft.com/office/word/2023/wordml/word16du" xmlns:w16sdtdh="http://schemas.microsoft.com/office/word/2020/wordml/sdtdatahash" xmlns:w16sdtfl="http://schemas.microsoft.com/office/word/2024/wordml/sdtformatlock" xmlns:w16se="http://schemas.microsoft.com/office/word/2015/wordml/symex" xmlns:wpg="http://schemas.microsoft.com/office/word/2010/wordprocessingGroup" xmlns:wpi="http://schemas.microsoft.com/office/word/2010/wordprocessingInk" xmlns:wne="http://schemas.microsoft.com/office/word/2006/wordml" xmlns:wps="http://schemas.microsoft.com/office/word/2010/wordprocessingShape" mc:Ignorable="w14 w15 w16se w16cid w16 w16cex w16sdtdh w16sdtfl w16du wp14">
   <w:p>
     <w:pPr>
       <w:pStyle w:val="Piedepgina"/>
@@ -10449,7 +10910,39 @@
         <w:color w:val="646464"/>
         <w:sz w:val="16"/>
       </w:rPr>
-      <w:t xml:space="preserve">Version 1.0  |  Confidential research material  |  Page </w:t>
+      <w:t xml:space="preserve">Version </w:t>
+    </w:r>
+    <w:proofErr w:type="gramStart"/>
+    <w:r>
+      <w:rPr>
+        <w:color w:val="646464"/>
+        <w:sz w:val="16"/>
+      </w:rPr>
+      <w:t>1.0  |</w:t>
+    </w:r>
+    <w:proofErr w:type="gramEnd"/>
+    <w:r>
+      <w:rPr>
+        <w:color w:val="646464"/>
+        <w:sz w:val="16"/>
+      </w:rPr>
+      <w:t xml:space="preserve">  Confidential research </w:t>
+    </w:r>
+    <w:proofErr w:type="gramStart"/>
+    <w:r>
+      <w:rPr>
+        <w:color w:val="646464"/>
+        <w:sz w:val="16"/>
+      </w:rPr>
+      <w:t>material  |</w:t>
+    </w:r>
+    <w:proofErr w:type="gramEnd"/>
+    <w:r>
+      <w:rPr>
+        <w:color w:val="646464"/>
+        <w:sz w:val="16"/>
+      </w:rPr>
+      <w:t xml:space="preserve">  Page </w:t>
     </w:r>
     <w:r>
       <w:rPr>
@@ -10492,7 +10985,7 @@
 </file>
 
 <file path=word/footnotes.xml><?xml version="1.0" encoding="utf-8"?>
-<w:footnotes xmlns:wpc="http://schemas.microsoft.com/office/word/2010/wordprocessingCanvas" xmlns:cx="http://schemas.microsoft.com/office/drawing/2014/chartex" xmlns:cx1="http://schemas.microsoft.com/office/drawing/2015/9/8/chartex" xmlns:cx2="http://schemas.microsoft.com/office/drawing/2015/10/21/chartex" xmlns:cx3="http://schemas.microsoft.com/office/drawing/2016/5/9/chartex" xmlns:cx4="http://schemas.microsoft.com/office/drawing/2016/5/10/chartex" xmlns:cx5="http://schemas.microsoft.com/office/drawing/2016/5/11/chartex" xmlns:cx6="http://schemas.microsoft.com/office/drawing/2016/5/12/chartex" xmlns:cx7="http://schemas.microsoft.com/office/drawing/2016/5/13/chartex" xmlns:cx8="http://schemas.microsoft.com/office/drawing/2016/5/14/chartex" xmlns:mc="http://schemas.openxmlformats.org/markup-compatibility/2006" xmlns:aink="http://schemas.microsoft.com/office/drawing/2016/ink" xmlns:am3d="http://schemas.microsoft.com/office/drawing/2017/model3d" xmlns:o="urn:schemas-microsoft-com:office:office" xmlns:oel="http://schemas.microsoft.com/office/2019/extlst" xmlns:r="http://schemas.openxmlformats.org/officeDocument/2006/relationships" xmlns:m="http://schemas.openxmlformats.org/officeDocument/2006/math" xmlns:v="urn:schemas-microsoft-com:vml" xmlns:wp14="http://schemas.microsoft.com/office/word/2010/wordprocessingDrawing" xmlns:wp="http://schemas.openxmlformats.org/drawingml/2006/wordprocessingDrawing" xmlns:w10="urn:schemas-microsoft-com:office:word" xmlns:w="http://schemas.openxmlformats.org/wordprocessingml/2006/main" xmlns:w14="http://schemas.microsoft.com/office/word/2010/wordml" xmlns:w15="http://schemas.microsoft.com/office/word/2012/wordml" xmlns:w16cex="http://schemas.microsoft.com/office/word/2018/wordml/cex" xmlns:w16cid="http://schemas.microsoft.com/office/word/2016/wordml/cid" xmlns:w16="http://schemas.microsoft.com/office/word/2018/wordml" xmlns:w16du="http://schemas.microsoft.com/office/word/2023/wordml/word16du" xmlns:w16sdtdh="http://schemas.microsoft.com/office/word/2020/wordml/sdtdatahash" xmlns:w16sdtfl="http://schemas.microsoft.com/office/word/2024/wordml/sdtformatlock" xmlns:w16se="http://schemas.microsoft.com/office/word/2015/wordml/symex" xmlns:wpg="http://schemas.microsoft.com/office/word/2010/wordprocessingGroup" xmlns:wpi="http://schemas.microsoft.com/office/word/2010/wordprocessingInk" xmlns:wne="http://schemas.microsoft.com/office/word/2006/wordml" xmlns:wps="http://schemas.microsoft.com/office/word/2010/wordprocessingShape" mc:Ignorable="w14 w15 w16se w16cid w16 w16cex w16sdtdh w16sdtfl w16du wp14">
+<w:footnotes xmlns:wpc="http://schemas.microsoft.com/office/word/2010/wordprocessingCanvas" xmlns:cx="http://schemas.microsoft.com/office/drawing/2014/chartex" xmlns:cx1="http://schemas.microsoft.com/office/drawing/2015/9/8/chartex" xmlns:cx2="http://schemas.microsoft.com/office/drawing/2015/10/21/chartex" xmlns:cx3="http://schemas.microsoft.com/office/drawing/2016/5/9/chartex" xmlns:cx4="http://schemas.microsoft.com/office/drawing/2016/5/10/chartex" xmlns:cx5="http://schemas.microsoft.com/office/drawing/2016/5/11/chartex" xmlns:cx6="http://schemas.microsoft.com/office/drawing/2016/5/12/chartex" xmlns:cx7="http://schemas.microsoft.com/office/drawing/2016/5/13/chartex" xmlns:cx8="http://schemas.microsoft.com/office/drawing/2016/5/14/chartex" xmlns:mc="http://schemas.openxmlformats.org/markup-compatibility/2006" xmlns:aink="http://schemas.microsoft.com/office/drawing/2016/ink" xmlns:am3d="http://schemas.microsoft.com/office/drawing/2017/model3d" xmlns:o="urn:schemas-microsoft-com:office:office" xmlns:oel="http://schemas.microsoft.com/office/2019/extlst" xmlns:r="http://schemas.openxmlformats.org/officeDocument/2006/relationships" xmlns:m="http://schemas.openxmlformats.org/officeDocument/2006/math" xmlns:v="urn:schemas-microsoft-com:vml" xmlns:wp14="http://schemas.microsoft.com/office/word/2010/wordprocessingDrawing" xmlns:wp="http://schemas.openxmlformats.org/drawingml/2006/wordprocessingDrawing" xmlns:w10="urn:schemas-microsoft-com:office:word" xmlns:w="http://schemas.openxmlformats.org/wordprocessingml/2006/main" xmlns:w14="http://schemas.microsoft.com/office/word/2010/wordml" xmlns:w15="http://schemas.microsoft.com/office/word/2012/wordml" xmlns:w16cei="http://schemas.microsoft.com/office/word/2026/wordml/cei" xmlns:w16cex="http://schemas.microsoft.com/office/word/2018/wordml/cex" xmlns:w16cid="http://schemas.microsoft.com/office/word/2016/wordml/cid" xmlns:w16="http://schemas.microsoft.com/office/word/2018/wordml" xmlns:w16du="http://schemas.microsoft.com/office/word/2023/wordml/word16du" xmlns:w16sdtdh="http://schemas.microsoft.com/office/word/2020/wordml/sdtdatahash" xmlns:w16sdtfl="http://schemas.microsoft.com/office/word/2024/wordml/sdtformatlock" xmlns:w16se="http://schemas.microsoft.com/office/word/2015/wordml/symex" xmlns:wpg="http://schemas.microsoft.com/office/word/2010/wordprocessingGroup" xmlns:wpi="http://schemas.microsoft.com/office/word/2010/wordprocessingInk" xmlns:wne="http://schemas.microsoft.com/office/word/2006/wordml" xmlns:wps="http://schemas.microsoft.com/office/word/2010/wordprocessingShape" mc:Ignorable="w14 w15 w16se w16cid w16 w16cex w16sdtdh w16sdtfl w16du wp14">
   <w:footnote w:type="separator" w:id="-1">
     <w:p>
       <w:pPr>
@@ -10517,7 +11010,7 @@
 </file>
 
 <file path=word/header1.xml><?xml version="1.0" encoding="utf-8"?>
-<w:hdr xmlns:wpc="http://schemas.microsoft.com/office/word/2010/wordprocessingCanvas" xmlns:cx="http://schemas.microsoft.com/office/drawing/2014/chartex" xmlns:cx1="http://schemas.microsoft.com/office/drawing/2015/9/8/chartex" xmlns:cx2="http://schemas.microsoft.com/office/drawing/2015/10/21/chartex" xmlns:cx3="http://schemas.microsoft.com/office/drawing/2016/5/9/chartex" xmlns:cx4="http://schemas.microsoft.com/office/drawing/2016/5/10/chartex" xmlns:cx5="http://schemas.microsoft.com/office/drawing/2016/5/11/chartex" xmlns:cx6="http://schemas.microsoft.com/office/drawing/2016/5/12/chartex" xmlns:cx7="http://schemas.microsoft.com/office/drawing/2016/5/13/chartex" xmlns:cx8="http://schemas.microsoft.com/office/drawing/2016/5/14/chartex" xmlns:mc="http://schemas.openxmlformats.org/markup-compatibility/2006" xmlns:aink="http://schemas.microsoft.com/office/drawing/2016/ink" xmlns:am3d="http://schemas.microsoft.com/office/drawing/2017/model3d" xmlns:o="urn:schemas-microsoft-com:office:office" xmlns:oel="http://schemas.microsoft.com/office/2019/extlst" xmlns:r="http://schemas.openxmlformats.org/officeDocument/2006/relationships" xmlns:m="http://schemas.openxmlformats.org/officeDocument/2006/math" xmlns:v="urn:schemas-microsoft-com:vml" xmlns:wp14="http://schemas.microsoft.com/office/word/2010/wordprocessingDrawing" xmlns:wp="http://schemas.openxmlformats.org/drawingml/2006/wordprocessingDrawing" xmlns:w10="urn:schemas-microsoft-com:office:word" xmlns:w="http://schemas.openxmlformats.org/wordprocessingml/2006/main" xmlns:w14="http://schemas.microsoft.com/office/word/2010/wordml" xmlns:w15="http://schemas.microsoft.com/office/word/2012/wordml" xmlns:w16cex="http://schemas.microsoft.com/office/word/2018/wordml/cex" xmlns:w16cid="http://schemas.microsoft.com/office/word/2016/wordml/cid" xmlns:w16="http://schemas.microsoft.com/office/word/2018/wordml" xmlns:w16du="http://schemas.microsoft.com/office/word/2023/wordml/word16du" xmlns:w16sdtdh="http://schemas.microsoft.com/office/word/2020/wordml/sdtdatahash" xmlns:w16sdtfl="http://schemas.microsoft.com/office/word/2024/wordml/sdtformatlock" xmlns:w16se="http://schemas.microsoft.com/office/word/2015/wordml/symex" xmlns:wpg="http://schemas.microsoft.com/office/word/2010/wordprocessingGroup" xmlns:wpi="http://schemas.microsoft.com/office/word/2010/wordprocessingInk" xmlns:wne="http://schemas.microsoft.com/office/word/2006/wordml" xmlns:wps="http://schemas.microsoft.com/office/word/2010/wordprocessingShape" mc:Ignorable="w14 w15 w16se w16cid w16 w16cex w16sdtdh w16sdtfl w16du wp14">
+<w:hdr xmlns:wpc="http://schemas.microsoft.com/office/word/2010/wordprocessingCanvas" xmlns:cx="http://schemas.microsoft.com/office/drawing/2014/chartex" xmlns:cx1="http://schemas.microsoft.com/office/drawing/2015/9/8/chartex" xmlns:cx2="http://schemas.microsoft.com/office/drawing/2015/10/21/chartex" xmlns:cx3="http://schemas.microsoft.com/office/drawing/2016/5/9/chartex" xmlns:cx4="http://schemas.microsoft.com/office/drawing/2016/5/10/chartex" xmlns:cx5="http://schemas.microsoft.com/office/drawing/2016/5/11/chartex" xmlns:cx6="http://schemas.microsoft.com/office/drawing/2016/5/12/chartex" xmlns:cx7="http://schemas.microsoft.com/office/drawing/2016/5/13/chartex" xmlns:cx8="http://schemas.microsoft.com/office/drawing/2016/5/14/chartex" xmlns:mc="http://schemas.openxmlformats.org/markup-compatibility/2006" xmlns:aink="http://schemas.microsoft.com/office/drawing/2016/ink" xmlns:am3d="http://schemas.microsoft.com/office/drawing/2017/model3d" xmlns:o="urn:schemas-microsoft-com:office:office" xmlns:oel="http://schemas.microsoft.com/office/2019/extlst" xmlns:r="http://schemas.openxmlformats.org/officeDocument/2006/relationships" xmlns:m="http://schemas.openxmlformats.org/officeDocument/2006/math" xmlns:v="urn:schemas-microsoft-com:vml" xmlns:wp14="http://schemas.microsoft.com/office/word/2010/wordprocessingDrawing" xmlns:wp="http://schemas.openxmlformats.org/drawingml/2006/wordprocessingDrawing" xmlns:w10="urn:schemas-microsoft-com:office:word" xmlns:w="http://schemas.openxmlformats.org/wordprocessingml/2006/main" xmlns:w14="http://schemas.microsoft.com/office/word/2010/wordml" xmlns:w15="http://schemas.microsoft.com/office/word/2012/wordml" xmlns:w16cei="http://schemas.microsoft.com/office/word/2026/wordml/cei" xmlns:w16cex="http://schemas.microsoft.com/office/word/2018/wordml/cex" xmlns:w16cid="http://schemas.microsoft.com/office/word/2016/wordml/cid" xmlns:w16="http://schemas.microsoft.com/office/word/2018/wordml" xmlns:w16du="http://schemas.microsoft.com/office/word/2023/wordml/word16du" xmlns:w16sdtdh="http://schemas.microsoft.com/office/word/2020/wordml/sdtdatahash" xmlns:w16sdtfl="http://schemas.microsoft.com/office/word/2024/wordml/sdtformatlock" xmlns:w16se="http://schemas.microsoft.com/office/word/2015/wordml/symex" xmlns:wpg="http://schemas.microsoft.com/office/word/2010/wordprocessingGroup" xmlns:wpi="http://schemas.microsoft.com/office/word/2010/wordprocessingInk" xmlns:wne="http://schemas.microsoft.com/office/word/2006/wordml" xmlns:wps="http://schemas.microsoft.com/office/word/2010/wordprocessingShape" mc:Ignorable="w14 w15 w16se w16cid w16 w16cex w16sdtdh w16sdtfl w16du wp14">
   <w:p>
     <w:pPr>
       <w:pStyle w:val="Encabezado"/>
@@ -10537,7 +11030,7 @@
 </file>
 
 <file path=word/numbering.xml><?xml version="1.0" encoding="utf-8"?>
-<w:numbering xmlns:wpc="http://schemas.microsoft.com/office/word/2010/wordprocessingCanvas" xmlns:cx="http://schemas.microsoft.com/office/drawing/2014/chartex" xmlns:cx1="http://schemas.microsoft.com/office/drawing/2015/9/8/chartex" xmlns:cx2="http://schemas.microsoft.com/office/drawing/2015/10/21/chartex" xmlns:cx3="http://schemas.microsoft.com/office/drawing/2016/5/9/chartex" xmlns:cx4="http://schemas.microsoft.com/office/drawing/2016/5/10/chartex" xmlns:cx5="http://schemas.microsoft.com/office/drawing/2016/5/11/chartex" xmlns:cx6="http://schemas.microsoft.com/office/drawing/2016/5/12/chartex" xmlns:cx7="http://schemas.microsoft.com/office/drawing/2016/5/13/chartex" xmlns:cx8="http://schemas.microsoft.com/office/drawing/2016/5/14/chartex" xmlns:mc="http://schemas.openxmlformats.org/markup-compatibility/2006" xmlns:aink="http://schemas.microsoft.com/office/drawing/2016/ink" xmlns:am3d="http://schemas.microsoft.com/office/drawing/2017/model3d" xmlns:o="urn:schemas-microsoft-com:office:office" xmlns:oel="http://schemas.microsoft.com/office/2019/extlst" xmlns:r="http://schemas.openxmlformats.org/officeDocument/2006/relationships" xmlns:m="http://schemas.openxmlformats.org/officeDocument/2006/math" xmlns:v="urn:schemas-microsoft-com:vml" xmlns:wp14="http://schemas.microsoft.com/office/word/2010/wordprocessingDrawing" xmlns:wp="http://schemas.openxmlformats.org/drawingml/2006/wordprocessingDrawing" xmlns:w10="urn:schemas-microsoft-com:office:word" xmlns:w="http://schemas.openxmlformats.org/wordprocessingml/2006/main" xmlns:w14="http://schemas.microsoft.com/office/word/2010/wordml" xmlns:w15="http://schemas.microsoft.com/office/word/2012/wordml" xmlns:w16cex="http://schemas.microsoft.com/office/word/2018/wordml/cex" xmlns:w16cid="http://schemas.microsoft.com/office/word/2016/wordml/cid" xmlns:w16="http://schemas.microsoft.com/office/word/2018/wordml" xmlns:w16du="http://schemas.microsoft.com/office/word/2023/wordml/word16du" xmlns:w16sdtdh="http://schemas.microsoft.com/office/word/2020/wordml/sdtdatahash" xmlns:w16sdtfl="http://schemas.microsoft.com/office/word/2024/wordml/sdtformatlock" xmlns:w16se="http://schemas.microsoft.com/office/word/2015/wordml/symex" xmlns:wpg="http://schemas.microsoft.com/office/word/2010/wordprocessingGroup" xmlns:wpi="http://schemas.microsoft.com/office/word/2010/wordprocessingInk" xmlns:wne="http://schemas.microsoft.com/office/word/2006/wordml" xmlns:wps="http://schemas.microsoft.com/office/word/2010/wordprocessingShape" mc:Ignorable="w14 w15 w16se w16cid w16 w16cex w16sdtdh w16sdtfl w16du wp14">
+<w:numbering xmlns:wpc="http://schemas.microsoft.com/office/word/2010/wordprocessingCanvas" xmlns:cx="http://schemas.microsoft.com/office/drawing/2014/chartex" xmlns:cx1="http://schemas.microsoft.com/office/drawing/2015/9/8/chartex" xmlns:cx2="http://schemas.microsoft.com/office/drawing/2015/10/21/chartex" xmlns:cx3="http://schemas.microsoft.com/office/drawing/2016/5/9/chartex" xmlns:cx4="http://schemas.microsoft.com/office/drawing/2016/5/10/chartex" xmlns:cx5="http://schemas.microsoft.com/office/drawing/2016/5/11/chartex" xmlns:cx6="http://schemas.microsoft.com/office/drawing/2016/5/12/chartex" xmlns:cx7="http://schemas.microsoft.com/office/drawing/2016/5/13/chartex" xmlns:cx8="http://schemas.microsoft.com/office/drawing/2016/5/14/chartex" xmlns:mc="http://schemas.openxmlformats.org/markup-compatibility/2006" xmlns:aink="http://schemas.microsoft.com/office/drawing/2016/ink" xmlns:am3d="http://schemas.microsoft.com/office/drawing/2017/model3d" xmlns:o="urn:schemas-microsoft-com:office:office" xmlns:oel="http://schemas.microsoft.com/office/2019/extlst" xmlns:r="http://schemas.openxmlformats.org/officeDocument/2006/relationships" xmlns:m="http://schemas.openxmlformats.org/officeDocument/2006/math" xmlns:v="urn:schemas-microsoft-com:vml" xmlns:wp14="http://schemas.microsoft.com/office/word/2010/wordprocessingDrawing" xmlns:wp="http://schemas.openxmlformats.org/drawingml/2006/wordprocessingDrawing" xmlns:w10="urn:schemas-microsoft-com:office:word" xmlns:w="http://schemas.openxmlformats.org/wordprocessingml/2006/main" xmlns:w14="http://schemas.microsoft.com/office/word/2010/wordml" xmlns:w15="http://schemas.microsoft.com/office/word/2012/wordml" xmlns:w16cei="http://schemas.microsoft.com/office/word/2026/wordml/cei" xmlns:w16cex="http://schemas.microsoft.com/office/word/2018/wordml/cex" xmlns:w16cid="http://schemas.microsoft.com/office/word/2016/wordml/cid" xmlns:w16="http://schemas.microsoft.com/office/word/2018/wordml" xmlns:w16du="http://schemas.microsoft.com/office/word/2023/wordml/word16du" xmlns:w16sdtdh="http://schemas.microsoft.com/office/word/2020/wordml/sdtdatahash" xmlns:w16sdtfl="http://schemas.microsoft.com/office/word/2024/wordml/sdtformatlock" xmlns:w16se="http://schemas.microsoft.com/office/word/2015/wordml/symex" xmlns:wpg="http://schemas.microsoft.com/office/word/2010/wordprocessingGroup" xmlns:wpi="http://schemas.microsoft.com/office/word/2010/wordprocessingInk" xmlns:wne="http://schemas.microsoft.com/office/word/2006/wordml" xmlns:wps="http://schemas.microsoft.com/office/word/2010/wordprocessingShape" mc:Ignorable="w14 w15 w16se w16cid w16 w16cex w16sdtdh w16sdtfl w16du wp14">
   <w:abstractNum w:abstractNumId="0" w15:restartNumberingAfterBreak="0">
     <w:nsid w:val="FFFFFF7C"/>
     <w:multiLevelType w:val="singleLevel"/>
@@ -10706,6 +11199,119 @@
       </w:pPr>
       <w:rPr>
         <w:rFonts w:ascii="Symbol" w:hAnsi="Symbol" w:hint="default"/>
+      </w:rPr>
+    </w:lvl>
+  </w:abstractNum>
+  <w:abstractNum w:abstractNumId="9" w15:restartNumberingAfterBreak="0">
+    <w:nsid w:val="4E641345"/>
+    <w:multiLevelType w:val="hybridMultilevel"/>
+    <w:tmpl w:val="C6D8FED0"/>
+    <w:lvl w:ilvl="0" w:tplc="080A0001">
+      <w:start w:val="1"/>
+      <w:numFmt w:val="bullet"/>
+      <w:lvlText w:val=""/>
+      <w:lvlJc w:val="left"/>
+      <w:pPr>
+        <w:ind w:left="360" w:hanging="360"/>
+      </w:pPr>
+      <w:rPr>
+        <w:rFonts w:ascii="Symbol" w:hAnsi="Symbol" w:hint="default"/>
+      </w:rPr>
+    </w:lvl>
+    <w:lvl w:ilvl="1" w:tplc="080A0003">
+      <w:start w:val="1"/>
+      <w:numFmt w:val="bullet"/>
+      <w:lvlText w:val="o"/>
+      <w:lvlJc w:val="left"/>
+      <w:pPr>
+        <w:ind w:left="1080" w:hanging="360"/>
+      </w:pPr>
+      <w:rPr>
+        <w:rFonts w:ascii="Courier New" w:hAnsi="Courier New" w:cs="Courier New" w:hint="default"/>
+      </w:rPr>
+    </w:lvl>
+    <w:lvl w:ilvl="2" w:tplc="080A0005">
+      <w:start w:val="1"/>
+      <w:numFmt w:val="bullet"/>
+      <w:lvlText w:val=""/>
+      <w:lvlJc w:val="left"/>
+      <w:pPr>
+        <w:ind w:left="1800" w:hanging="360"/>
+      </w:pPr>
+      <w:rPr>
+        <w:rFonts w:ascii="Wingdings" w:hAnsi="Wingdings" w:hint="default"/>
+      </w:rPr>
+    </w:lvl>
+    <w:lvl w:ilvl="3" w:tplc="080A0001">
+      <w:start w:val="1"/>
+      <w:numFmt w:val="bullet"/>
+      <w:lvlText w:val=""/>
+      <w:lvlJc w:val="left"/>
+      <w:pPr>
+        <w:ind w:left="2520" w:hanging="360"/>
+      </w:pPr>
+      <w:rPr>
+        <w:rFonts w:ascii="Symbol" w:hAnsi="Symbol" w:hint="default"/>
+      </w:rPr>
+    </w:lvl>
+    <w:lvl w:ilvl="4" w:tplc="080A0003">
+      <w:start w:val="1"/>
+      <w:numFmt w:val="bullet"/>
+      <w:lvlText w:val="o"/>
+      <w:lvlJc w:val="left"/>
+      <w:pPr>
+        <w:ind w:left="3240" w:hanging="360"/>
+      </w:pPr>
+      <w:rPr>
+        <w:rFonts w:ascii="Courier New" w:hAnsi="Courier New" w:cs="Courier New" w:hint="default"/>
+      </w:rPr>
+    </w:lvl>
+    <w:lvl w:ilvl="5" w:tplc="080A0005">
+      <w:start w:val="1"/>
+      <w:numFmt w:val="bullet"/>
+      <w:lvlText w:val=""/>
+      <w:lvlJc w:val="left"/>
+      <w:pPr>
+        <w:ind w:left="3960" w:hanging="360"/>
+      </w:pPr>
+      <w:rPr>
+        <w:rFonts w:ascii="Wingdings" w:hAnsi="Wingdings" w:hint="default"/>
+      </w:rPr>
+    </w:lvl>
+    <w:lvl w:ilvl="6" w:tplc="080A0001">
+      <w:start w:val="1"/>
+      <w:numFmt w:val="bullet"/>
+      <w:lvlText w:val=""/>
+      <w:lvlJc w:val="left"/>
+      <w:pPr>
+        <w:ind w:left="4680" w:hanging="360"/>
+      </w:pPr>
+      <w:rPr>
+        <w:rFonts w:ascii="Symbol" w:hAnsi="Symbol" w:hint="default"/>
+      </w:rPr>
+    </w:lvl>
+    <w:lvl w:ilvl="7" w:tplc="080A0003">
+      <w:start w:val="1"/>
+      <w:numFmt w:val="bullet"/>
+      <w:lvlText w:val="o"/>
+      <w:lvlJc w:val="left"/>
+      <w:pPr>
+        <w:ind w:left="5400" w:hanging="360"/>
+      </w:pPr>
+      <w:rPr>
+        <w:rFonts w:ascii="Courier New" w:hAnsi="Courier New" w:cs="Courier New" w:hint="default"/>
+      </w:rPr>
+    </w:lvl>
+    <w:lvl w:ilvl="8" w:tplc="080A0005">
+      <w:start w:val="1"/>
+      <w:numFmt w:val="bullet"/>
+      <w:lvlText w:val=""/>
+      <w:lvlJc w:val="left"/>
+      <w:pPr>
+        <w:ind w:left="6120" w:hanging="360"/>
+      </w:pPr>
+      <w:rPr>
+        <w:rFonts w:ascii="Wingdings" w:hAnsi="Wingdings" w:hint="default"/>
       </w:rPr>
     </w:lvl>
   </w:abstractNum>
@@ -10735,6 +11341,18 @@
   </w:num>
   <w:num w:numId="9" w16cid:durableId="1771313855">
     <w:abstractNumId w:val="0"/>
+  </w:num>
+  <w:num w:numId="10" w16cid:durableId="584655059">
+    <w:abstractNumId w:val="9"/>
+    <w:lvlOverride w:ilvl="0"/>
+    <w:lvlOverride w:ilvl="1"/>
+    <w:lvlOverride w:ilvl="2"/>
+    <w:lvlOverride w:ilvl="3"/>
+    <w:lvlOverride w:ilvl="4"/>
+    <w:lvlOverride w:ilvl="5"/>
+    <w:lvlOverride w:ilvl="6"/>
+    <w:lvlOverride w:ilvl="7"/>
+    <w:lvlOverride w:ilvl="8"/>
   </w:num>
 </w:numbering>
 </file>
@@ -11346,6 +11964,7 @@
   <w:style w:type="character" w:default="1" w:styleId="Fuentedeprrafopredeter">
     <w:name w:val="Default Paragraph Font"/>
     <w:uiPriority w:val="1"/>
+    <w:semiHidden/>
     <w:unhideWhenUsed/>
   </w:style>
   <w:style w:type="table" w:default="1" w:styleId="Tablanormal">
